--- a/PROYECTO_CIGARS_CUBA_2027/02_BUSINESS_PLAN/Business Plan 2027–2031.docx
+++ b/PROYECTO_CIGARS_CUBA_2027/02_BUSINESS_PLAN/Business Plan 2027–2031.docx
@@ -706,7 +706,7 @@
         <w:pStyle w:val="FirstParagraph"/>
       </w:pPr>
       <w:r>
-        <w:t xml:space="preserve">Competidores directos de FOLIO OCTAVO: Habanos clásicos de formato robusto (≈21–22 €) y marcas no cubanas de prestigio (12–20 €). FOLIO se posiciona como</w:t>
+        <w:t xml:space="preserve">Competidores directos de FOLIO OCTAVO: Habanos clásicos de formato robusto (≈21–22 €) y marcas no cubanas de prestigio (12–20 €). FOLIO se posiciona en el lujo cubano clásico con una identidad de</w:t>
       </w:r>
       <w:r>
         <w:t xml:space="preserve"> </w:t>
@@ -716,10 +716,13 @@
           <w:bCs/>
           <w:b/>
         </w:rPr>
-        <w:t xml:space="preserve">Contemporary Cuban Luxury</w:t>
-      </w:r>
-      <w:r>
-        <w:t xml:space="preserve">: identidad de lujo silencioso, lotes numerados («pliegos»), colofón de trazabilidad; precio objetivo 24 € (Base) que exige superar en calidad percibida a referencias consolidadas. Matriz de posicionamiento: B 3,90 / C 3,35 / A 2,45 (</w:t>
+        <w:t xml:space="preserve">«Gran Habilitación»</w:t>
+      </w:r>
+      <w:r>
+        <w:t xml:space="preserve"> </w:t>
+      </w:r>
+      <w:r>
+        <w:t xml:space="preserve">—la gramática visual de las grandes marcas de Habanos (anilla con cartela, oro en relieve, guilloché, litografía de tapa) reinterpretada con elementos originales—, lotes numerados («pliegos») y colofón de trazabilidad; precio objetivo 24 € (Base) que exige superar en calidad percibida a referencias consolidadas. Matriz de posicionamiento: B 3,90 / C 3,35 / A 2,45 (</w:t>
       </w:r>
       <w:r>
         <w:rPr>
@@ -764,7 +767,7 @@
         <w:pStyle w:val="FirstParagraph"/>
       </w:pPr>
       <w:r>
-        <w:t xml:space="preserve">Para el estanquero especialista: una referencia diferenciada, consistente y documentada (ficha técnica, pliego, colofón), con rotación apoyada por catas técnicas profesionales. Para el consumidor adulto (sin comunicación directa): un objeto de lujo silencioso y numerado. Producto de lanzamiento:</w:t>
+        <w:t xml:space="preserve">Para el estanquero especialista: una referencia diferenciada, consistente y documentada (ficha técnica, pliego, colofón), con rotación apoyada por catas técnicas profesionales. Para el consumidor adulto (sin comunicación directa): un objeto de habilitación clásica, numerado y documentado. Producto de lanzamiento:</w:t>
       </w:r>
       <w:r>
         <w:t xml:space="preserve"> </w:t>

--- a/PROYECTO_CIGARS_CUBA_2027/02_BUSINESS_PLAN/Business Plan 2027–2031.docx
+++ b/PROYECTO_CIGARS_CUBA_2027/02_BUSINESS_PLAN/Business Plan 2027–2031.docx
@@ -33,7 +33,7 @@
         <w:pStyle w:val="Subtitle"/>
       </w:pPr>
       <w:r>
-        <w:t xml:space="preserve">FOLIO</w:t>
+        <w:t xml:space="preserve">ARNALDO</w:t>
       </w:r>
       <w:r>
         <w:t xml:space="preserve"> </w:t>
@@ -196,7 +196,20 @@
         <w:t xml:space="preserve"> </w:t>
       </w:r>
       <w:r>
-        <w:t xml:space="preserve">Crear FOLIO, una marca premium de cigarros hechos a mano, fabricada —si la Fase 0 lo confirma— en Cuba por una entidad autorizada con la colaboración técnica de un torcedor, e importada y distribuida en España por canales habilitados. En paralelo se evalúa la importación y distribución de cigarros premium de terceros.</w:t>
+        <w:t xml:space="preserve">Crear</w:t>
+      </w:r>
+      <w:r>
+        <w:t xml:space="preserve"> </w:t>
+      </w:r>
+      <w:r>
+        <w:rPr>
+          <w:bCs/>
+          <w:b/>
+        </w:rPr>
+        <w:t xml:space="preserve">ARNALDO</w:t>
+      </w:r>
+      <w:r>
+        <w:t xml:space="preserve">, una marca premium de cigarros hechos a mano que lleva el nombre —y, con su consentimiento, la firma— de Arnaldo, el torcedor cubano que participa en el proyecto; fabricada —si la Fase 0 lo confirma— en Cuba por una entidad autorizada con su colaboración técnica, e importada y distribuida en España por canales habilitados. En paralelo se evalúa la importación y distribución de cigarros premium de terceros.</w:t>
       </w:r>
     </w:p>
     <w:p>
@@ -453,7 +466,7 @@
               <w:jc w:val="left"/>
             </w:pPr>
             <w:r>
-              <w:t xml:space="preserve">Diseño, especificación, registro y comercialización B2B de FOLIO</w:t>
+              <w:t xml:space="preserve">Diseño, especificación, registro y comercialización B2B de ARNALDO</w:t>
             </w:r>
           </w:p>
         </w:tc>
@@ -706,7 +719,7 @@
         <w:pStyle w:val="FirstParagraph"/>
       </w:pPr>
       <w:r>
-        <w:t xml:space="preserve">Competidores directos de FOLIO OCTAVO: Habanos clásicos de formato robusto (≈21–22 €) y marcas no cubanas de prestigio (12–20 €). FOLIO se posiciona en el lujo cubano clásico con una identidad de</w:t>
+        <w:t xml:space="preserve">Competidores directos de ARNALDO Nº 1: Habanos clásicos de formato robusto (≈21–22 €) y marcas no cubanas de prestigio (12–20 €). ARNALDO se posiciona en el lujo cubano clásico con una identidad de</w:t>
       </w:r>
       <w:r>
         <w:t xml:space="preserve"> </w:t>
@@ -777,13 +790,13 @@
           <w:bCs/>
           <w:b/>
         </w:rPr>
-        <w:t xml:space="preserve">OCTAVO</w:t>
-      </w:r>
-      <w:r>
-        <w:t xml:space="preserve"> </w:t>
-      </w:r>
-      <w:r>
-        <w:t xml:space="preserve">(Robusto ≈124 × 50). Extensiones: CUARTO (2029), IMPERIAL (2030, limitada). Detalle:</w:t>
+        <w:t xml:space="preserve">Nº 1</w:t>
+      </w:r>
+      <w:r>
+        <w:t xml:space="preserve"> </w:t>
+      </w:r>
+      <w:r>
+        <w:t xml:space="preserve">(Robusto ≈124 × 50). Extensiones: Nº 2 (2029), Nº 3 (2030, limitada). Detalle:</w:t>
       </w:r>
       <w:r>
         <w:t xml:space="preserve"> </w:t>
@@ -883,19 +896,28 @@
               <w:jc w:val="left"/>
             </w:pPr>
             <w:r>
-              <w:t xml:space="preserve">Torcedor</w:t>
-            </w:r>
-          </w:p>
-        </w:tc>
-        <w:tc>
-          <w:tcPr/>
-          <w:p>
-            <w:pPr>
-              <w:pStyle w:val="Compact"/>
-              <w:jc w:val="left"/>
-            </w:pPr>
-            <w:r>
-              <w:t xml:space="preserve">Colaborador técnico a través de la entidad, con permiso del empleador</w:t>
+              <w:t xml:space="preserve">Torcedor (Arnaldo)</w:t>
+            </w:r>
+          </w:p>
+        </w:tc>
+        <w:tc>
+          <w:tcPr/>
+          <w:p>
+            <w:pPr>
+              <w:pStyle w:val="Compact"/>
+              <w:jc w:val="left"/>
+            </w:pPr>
+            <w:r>
+              <w:t xml:space="preserve">Da nombre a la marca y colabora técnicamente a través de la entidad, con permiso del empleador; participación económica según</w:t>
+            </w:r>
+            <w:r>
+              <w:t xml:space="preserve"> </w:t>
+            </w:r>
+            <w:r>
+              <w:rPr>
+                <w:rStyle w:val="VerbatimChar"/>
+              </w:rPr>
+              <w:t xml:space="preserve">Arnaldo Name &amp; Participation Agreement.docx</w:t>
             </w:r>
           </w:p>
         </w:tc>
@@ -1020,7 +1042,7 @@
           <w:bCs/>
           <w:b/>
         </w:rPr>
-        <w:t xml:space="preserve">FOLIO con origen República Dominicana o Nicaragua</w:t>
+        <w:t xml:space="preserve">ARNALDO con origen República Dominicana o Nicaragua</w:t>
       </w:r>
       <w:r>
         <w:t xml:space="preserve"> </w:t>
@@ -1651,13 +1673,13 @@
           <w:bCs/>
           <w:b/>
         </w:rPr>
-        <w:t xml:space="preserve">FOLIO</w:t>
-      </w:r>
-      <w:r>
-        <w:t xml:space="preserve"> </w:t>
-      </w:r>
-      <w:r>
-        <w:t xml:space="preserve">a nombre de la SL: EUIPO (clase 34) antes de compartir con terceros; Cuba (OCPI) vía agente oficial; reservas LUMBRE y VELADA.</w:t>
+        <w:t xml:space="preserve">ARNALDO</w:t>
+      </w:r>
+      <w:r>
+        <w:t xml:space="preserve"> </w:t>
+      </w:r>
+      <w:r>
+        <w:t xml:space="preserve">a nombre de la SL: EUIPO (clase 34) antes de compartir con terceros; Cuba (OCPI) vía agente oficial; reservas FOLIO y LUMBRE.</w:t>
       </w:r>
     </w:p>
     <w:p>
@@ -1669,7 +1691,14 @@
         <w:pStyle w:val="Compact"/>
       </w:pPr>
       <w:r>
-        <w:t xml:space="preserve">Diseños: cesión total del diseñador a la SL; registro de diseño UE de la anilla y caja si el coste lo justifica.</w:t>
+        <w:rPr>
+          <w:bCs/>
+          <w:b/>
+        </w:rPr>
+        <w:t xml:space="preserve">Nombre, firma e imagen de Arnaldo</w:t>
+      </w:r>
+      <w:r>
+        <w:t xml:space="preserve">: consentimiento escrito previo al registro (marca con nombre de persona) y licencia exclusiva, irrevocable, transferible y mundial a la SL; cláusulas de salida, conflicto y fallecimiento. Precedentes a evitar: Davidoff (disputa con Cubatabaco por la titularidad) y Vegas Robaina (marca con el nombre de un veguero, propiedad de Habanos S.A. desde 1997).</w:t>
       </w:r>
     </w:p>
     <w:p>
@@ -1681,7 +1710,66 @@
         <w:pStyle w:val="Compact"/>
       </w:pPr>
       <w:r>
-        <w:t xml:space="preserve">Contrato de fabricación: titularidad exclusiva de la marca, licencia de uso limitada a la producción contratada, confidencialidad de la ficha técnica, prohibición de producir FOLIO o imitaciones para terceros, devolución/destrucción de anillas y materiales sobrantes. Cláusulas en</w:t>
+        <w:rPr>
+          <w:bCs/>
+          <w:b/>
+        </w:rPr>
+        <w:t xml:space="preserve">Participación de Arnaldo</w:t>
+      </w:r>
+      <w:r>
+        <w:t xml:space="preserve">: recomendada en forma de participación en la SL (referencia: 10% con</w:t>
+      </w:r>
+      <w:r>
+        <w:t xml:space="preserve"> </w:t>
+      </w:r>
+      <w:r>
+        <w:rPr>
+          <w:iCs/>
+          <w:i/>
+        </w:rPr>
+        <w:t xml:space="preserve">vesting</w:t>
+      </w:r>
+      <w:r>
+        <w:t xml:space="preserve"> </w:t>
+      </w:r>
+      <w:r>
+        <w:t xml:space="preserve">a 4 años); un royalty del 2% sobre ingresos haría negativo el VAN incluso en el escenario Optimista (−4.561 €). Todo ello por vía legal y con autorización de su empleador. Detalle:</w:t>
+      </w:r>
+      <w:r>
+        <w:t xml:space="preserve"> </w:t>
+      </w:r>
+      <w:r>
+        <w:rPr>
+          <w:rStyle w:val="VerbatimChar"/>
+        </w:rPr>
+        <w:t xml:space="preserve">04_CUBA_LEGAL/Arnaldo Name &amp; Participation Agreement.docx</w:t>
+      </w:r>
+      <w:r>
+        <w:t xml:space="preserve">.</w:t>
+      </w:r>
+    </w:p>
+    <w:p>
+      <w:pPr>
+        <w:numPr>
+          <w:ilvl w:val="0"/>
+          <w:numId w:val="1004"/>
+        </w:numPr>
+        <w:pStyle w:val="Compact"/>
+      </w:pPr>
+      <w:r>
+        <w:t xml:space="preserve">Diseños: cesión total del diseñador a la SL; registro de diseño UE de la anilla y caja si el coste lo justifica.</w:t>
+      </w:r>
+    </w:p>
+    <w:p>
+      <w:pPr>
+        <w:numPr>
+          <w:ilvl w:val="0"/>
+          <w:numId w:val="1004"/>
+        </w:numPr>
+        <w:pStyle w:val="Compact"/>
+      </w:pPr>
+      <w:r>
+        <w:t xml:space="preserve">Contrato de fabricación: titularidad exclusiva de la marca, licencia de uso limitada a la producción contratada, confidencialidad de la ficha técnica, prohibición de producir ARNALDO o imitaciones para terceros, devolución/destrucción de anillas y materiales sobrantes. Cláusulas en</w:t>
       </w:r>
       <w:r>
         <w:t xml:space="preserve"> </w:t>
@@ -3521,7 +3609,7 @@
               <w:jc w:val="left"/>
             </w:pPr>
             <w:r>
-              <w:t xml:space="preserve">Extensiones CUARTO e IMPERIAL según KPIs</w:t>
+              <w:t xml:space="preserve">Extensiones Nº 2 e Nº 3 según KPIs</w:t>
             </w:r>
           </w:p>
         </w:tc>
@@ -3788,7 +3876,7 @@
         <w:pStyle w:val="BodyText"/>
       </w:pPr>
       <w:r>
-        <w:t xml:space="preserve">Ampliar a CUARTO sólo si se cumplen todos durante 12 meses.</w:t>
+        <w:t xml:space="preserve">Ampliar a Nº 2 sólo si se cumplen todos durante 12 meses.</w:t>
       </w:r>
     </w:p>
     <w:bookmarkEnd w:id="40"/>

--- a/PROYECTO_CIGARS_CUBA_2027/02_BUSINESS_PLAN/Business Plan 2027–2031.docx
+++ b/PROYECTO_CIGARS_CUBA_2027/02_BUSINESS_PLAN/Business Plan 2027–2031.docx
@@ -719,7 +719,7 @@
         <w:pStyle w:val="FirstParagraph"/>
       </w:pPr>
       <w:r>
-        <w:t xml:space="preserve">Competidores directos de ARNALDO Nº 1: Habanos clásicos de formato robusto (≈21–22 €) y marcas no cubanas de prestigio (12–20 €). ARNALDO se posiciona en el lujo cubano clásico con una identidad de</w:t>
+        <w:t xml:space="preserve">Competidores directos de ARNALDO Nº 1: Habanos clásicos de formato robusto (≈21–22 €) y marcas no cubanas de prestigio (12–20 €). ARNALDO se posiciona en el lujo cubano clásico con la</w:t>
       </w:r>
       <w:r>
         <w:t xml:space="preserve"> </w:t>
@@ -729,13 +729,25 @@
           <w:bCs/>
           <w:b/>
         </w:rPr>
-        <w:t xml:space="preserve">«Gran Habilitación»</w:t>
-      </w:r>
-      <w:r>
-        <w:t xml:space="preserve"> </w:t>
-      </w:r>
-      <w:r>
-        <w:t xml:space="preserve">—la gramática visual de las grandes marcas de Habanos (anilla con cartela, oro en relieve, guilloché, litografía de tapa) reinterpretada con elementos originales—, lotes numerados («pliegos») y colofón de trazabilidad; precio objetivo 24 € (Base) que exige superar en calidad percibida a referencias consolidadas. Matriz de posicionamiento: B 3,90 / C 3,35 / A 2,45 (</w:t>
+        <w:t xml:space="preserve">Ruta A v2</w:t>
+      </w:r>
+      <w:r>
+        <w:t xml:space="preserve"> </w:t>
+      </w:r>
+      <w:r>
+        <w:t xml:space="preserve">—la gramática visual de las grandes marcas de Habanos (anilla con cartela, oro en relieve, guilloché, litografía de tapa) traducida a elementos propios: medallón con las manos del torcedor, chavetas cruzadas y un patrón inspirado en la yagua; ver</w:t>
+      </w:r>
+      <w:r>
+        <w:t xml:space="preserve"> </w:t>
+      </w:r>
+      <w:r>
+        <w:rPr>
+          <w:rStyle w:val="VerbatimChar"/>
+        </w:rPr>
+        <w:t xml:space="preserve">01_BRAND/ARNALDO Brand Dossier.pdf</w:t>
+      </w:r>
+      <w:r>
+        <w:t xml:space="preserve">—, lotes numerados («pliegos») y colofón de trazabilidad; precio objetivo 24 € (Base) que exige superar en calidad percibida a referencias consolidadas. Matriz de posicionamiento: B 3,90 / C 3,35 / A 2,45 (</w:t>
       </w:r>
       <w:r>
         <w:rPr>
@@ -3376,7 +3388,7 @@
               <w:jc w:val="left"/>
             </w:pPr>
             <w:r>
-              <w:t xml:space="preserve">Screening UE/ONU/OFAC; nada en USD</w:t>
+              <w:t xml:space="preserve">Dictamen de sanciones UE/EE. UU. antes del primer pago (C4); screening UE/ONU/OFAC; nada en USD</w:t>
             </w:r>
           </w:p>
         </w:tc>
@@ -3635,7 +3647,7 @@
         <w:t xml:space="preserve"> </w:t>
       </w:r>
       <w:r>
-        <w:t xml:space="preserve">(coste estimado 24.100 €).</w:t>
+        <w:t xml:space="preserve">(coste estimado 25.100 €).</w:t>
       </w:r>
     </w:p>
     <w:bookmarkEnd w:id="39"/>
@@ -3902,7 +3914,7 @@
         <w:pStyle w:val="BodyText"/>
       </w:pPr>
       <w:r>
-        <w:t xml:space="preserve">Fuentes: Source Register (S01–S48, N01–N07), consulta 10/10/2026.</w:t>
+        <w:t xml:space="preserve">Fuentes: Source Register (S01–S51, N01–N07), consulta 10/10/2026.</w:t>
       </w:r>
     </w:p>
     <w:bookmarkEnd w:id="41"/>

--- a/PROYECTO_CIGARS_CUBA_2027/02_BUSINESS_PLAN/Business Plan 2027–2031.docx
+++ b/PROYECTO_CIGARS_CUBA_2027/02_BUSINESS_PLAN/Business Plan 2027–2031.docx
@@ -262,7 +262,7 @@
         <w:t xml:space="preserve">Barrera económica</w:t>
       </w:r>
       <w:r>
-        <w:t xml:space="preserve">: con origen Cuba, el Estado se lleva ≈41,4 % del PVP (IVA, impuesto especial 15,8%, arancel 26%) y el canal ≈14%. Con un coste en destino de 10,09 €/u, el escenario Base (PVP 24 €, FOB 6 USD) deja 1,75 €/u de contribución, pierde dinero todos los años y necesita 184.160 € de financiación.</w:t>
+        <w:t xml:space="preserve">: con origen Cuba, el Estado se lleva ≈41,5 % del PVP (IVA, impuesto especial 15,8%, arancel 26%) y el canal ≈14%. Con un coste en destino de 10,09 €/u, el escenario Base (PVP 24 €, FOB 6 USD) deja 1,75 €/u de contribución, pierde dinero todos los años y necesita 184.160 € de financiación.</w:t>
       </w:r>
     </w:p>
     <w:p>

--- a/PROYECTO_CIGARS_CUBA_2027/02_BUSINESS_PLAN/Business Plan 2027–2031.docx
+++ b/PROYECTO_CIGARS_CUBA_2027/02_BUSINESS_PLAN/Business Plan 2027–2031.docx
@@ -735,7 +735,7 @@
         <w:t xml:space="preserve"> </w:t>
       </w:r>
       <w:r>
-        <w:t xml:space="preserve">—la gramática visual de las grandes marcas de Habanos (anilla con cartela, oro en relieve, guilloché, litografía de tapa) traducida a elementos propios: medallón con las manos del torcedor, chavetas cruzadas y un patrón inspirado en la yagua; ver</w:t>
+        <w:t xml:space="preserve">—la gramática visual de las grandes marcas de Habanos (anilla con cartela, oro en relieve, guilloché, litografía de tapa) traducida a elementos propios: medallón con las manos del torcedor, la chaveta bajo una hoja de tabaco y un patrón inspirado en la yagua; ver</w:t>
       </w:r>
       <w:r>
         <w:t xml:space="preserve"> </w:t>

--- a/PROYECTO_CIGARS_CUBA_2027/02_BUSINESS_PLAN/Business Plan 2027–2031.docx
+++ b/PROYECTO_CIGARS_CUBA_2027/02_BUSINESS_PLAN/Business Plan 2027–2031.docx
@@ -729,13 +729,13 @@
           <w:bCs/>
           <w:b/>
         </w:rPr>
-        <w:t xml:space="preserve">Ruta A v2</w:t>
-      </w:r>
-      <w:r>
-        <w:t xml:space="preserve"> </w:t>
-      </w:r>
-      <w:r>
-        <w:t xml:space="preserve">—la gramática visual de las grandes marcas de Habanos (anilla con cartela, oro en relieve, guilloché, litografía de tapa) traducida a elementos propios: medallón con las manos del torcedor, la chaveta bajo una hoja de tabaco y un patrón inspirado en la yagua; ver</w:t>
+        <w:t xml:space="preserve">Ruta A v3 «Casa cubana clásica»</w:t>
+      </w:r>
+      <w:r>
+        <w:t xml:space="preserve"> </w:t>
+      </w:r>
+      <w:r>
+        <w:t xml:space="preserve">—la gramática común de las casas de Habanos (anilla lacre y oro con cartela troquelada, perlado y guilloché, segunda anilla de serie, vista, larguero y costero, caja de cedro) llenada con contenido propio: el nombre y la firma real de Arnaldo; ver</w:t>
       </w:r>
       <w:r>
         <w:t xml:space="preserve"> </w:t>

--- a/PROYECTO_CIGARS_CUBA_2027/02_BUSINESS_PLAN/Business Plan 2027–2031.docx
+++ b/PROYECTO_CIGARS_CUBA_2027/02_BUSINESS_PLAN/Business Plan 2027–2031.docx
@@ -729,13 +729,13 @@
           <w:bCs/>
           <w:b/>
         </w:rPr>
-        <w:t xml:space="preserve">Ruta A v3 «Casa cubana clásica»</w:t>
-      </w:r>
-      <w:r>
-        <w:t xml:space="preserve"> </w:t>
-      </w:r>
-      <w:r>
-        <w:t xml:space="preserve">—la gramática común de las casas de Habanos (anilla lacre y oro con cartela troquelada, perlado y guilloché, segunda anilla de serie, vista, larguero y costero, caja de cedro) llenada con contenido propio: el nombre y la firma real de Arnaldo; ver</w:t>
+        <w:t xml:space="preserve">Ruta A v4 «Montecristo × Hoyo de Monterrey»</w:t>
+      </w:r>
+      <w:r>
+        <w:t xml:space="preserve"> </w:t>
+      </w:r>
+      <w:r>
+        <w:t xml:space="preserve">—anilla marfil con medallón lacre troquelado y el nombre en romanas gruesas, un solo emblema, segunda anilla «Pliego de autor», vista y caja de cedro con la marca a fuego, con contenido propio: el nombre y la firma real de Arnaldo; ver</w:t>
       </w:r>
       <w:r>
         <w:t xml:space="preserve"> </w:t>

--- a/PROYECTO_CIGARS_CUBA_2027/02_BUSINESS_PLAN/Business Plan 2027–2031.docx
+++ b/PROYECTO_CIGARS_CUBA_2027/02_BUSINESS_PLAN/Business Plan 2027–2031.docx
@@ -729,13 +729,13 @@
           <w:bCs/>
           <w:b/>
         </w:rPr>
-        <w:t xml:space="preserve">Ruta A v4 «Montecristo × Hoyo de Monterrey»</w:t>
-      </w:r>
-      <w:r>
-        <w:t xml:space="preserve"> </w:t>
-      </w:r>
-      <w:r>
-        <w:t xml:space="preserve">—anilla marfil con medallón lacre troquelado y el nombre en romanas gruesas, un solo emblema, segunda anilla «Pliego de autor», vista y caja de cedro con la marca a fuego, con contenido propio: el nombre y la firma real de Arnaldo; ver</w:t>
+        <w:t xml:space="preserve">anilla clásica</w:t>
+      </w:r>
+      <w:r>
+        <w:t xml:space="preserve"> </w:t>
+      </w:r>
+      <w:r>
+        <w:t xml:space="preserve">como diseño de la casa —banda lacre con cantos de oro perlados, óvalo central de laca negra enmarcado en oro con ARNALDO en capitales romanas y la firma de Arnaldo debajo, segunda anilla «Pliego de autor», vista y caja de cedro con la marca a fuego; referencias: Hoyo de Monterrey y Montecristo; ver</w:t>
       </w:r>
       <w:r>
         <w:t xml:space="preserve"> </w:t>

--- a/PROYECTO_CIGARS_CUBA_2027/02_BUSINESS_PLAN/Business Plan 2027–2031.docx
+++ b/PROYECTO_CIGARS_CUBA_2027/02_BUSINESS_PLAN/Business Plan 2027–2031.docx
@@ -34,6 +34,12 @@
       </w:pPr>
       <w:r>
         <w:t xml:space="preserve">ARNALDO</w:t>
+      </w:r>
+      <w:r>
+        <w:t xml:space="preserve"> </w:t>
+      </w:r>
+      <w:r>
+        <w:t xml:space="preserve">VALLÉS</w:t>
       </w:r>
       <w:r>
         <w:t xml:space="preserve"> </w:t>
@@ -206,10 +212,10 @@
           <w:bCs/>
           <w:b/>
         </w:rPr>
-        <w:t xml:space="preserve">ARNALDO</w:t>
-      </w:r>
-      <w:r>
-        <w:t xml:space="preserve">, una marca premium de cigarros hechos a mano que lleva el nombre —y, con su consentimiento, la firma— de Arnaldo, el torcedor cubano que participa en el proyecto; fabricada —si la Fase 0 lo confirma— en Cuba por una entidad autorizada con su colaboración técnica, e importada y distribuida en España por canales habilitados. En paralelo se evalúa la importación y distribución de cigarros premium de terceros.</w:t>
+        <w:t xml:space="preserve">ARNALDO VALLÉS</w:t>
+      </w:r>
+      <w:r>
+        <w:t xml:space="preserve">, una marca premium de cigarros hechos a mano que lleva el nombre —y, con su consentimiento, la firma— de Arnaldo Vallés, el torcedor cubano que participa en el proyecto; fabricada —si la Fase 0 lo confirma— en Cuba por una entidad autorizada con su colaboración técnica, e importada y distribuida en España por canales habilitados. En paralelo se evalúa la importación y distribución de cigarros premium de terceros.</w:t>
       </w:r>
     </w:p>
     <w:p>
@@ -466,7 +472,7 @@
               <w:jc w:val="left"/>
             </w:pPr>
             <w:r>
-              <w:t xml:space="preserve">Diseño, especificación, registro y comercialización B2B de ARNALDO</w:t>
+              <w:t xml:space="preserve">Diseño, especificación, registro y comercialización B2B de ARNALDO VALLÉS</w:t>
             </w:r>
           </w:p>
         </w:tc>
@@ -719,7 +725,7 @@
         <w:pStyle w:val="FirstParagraph"/>
       </w:pPr>
       <w:r>
-        <w:t xml:space="preserve">Competidores directos de ARNALDO Nº 1: Habanos clásicos de formato robusto (≈21–22 €) y marcas no cubanas de prestigio (12–20 €). ARNALDO se posiciona en el lujo cubano clásico con la</w:t>
+        <w:t xml:space="preserve">Competidores directos de ARNALDO VALLÉS Nº 1: Habanos clásicos de formato robusto (≈21–22 €) y marcas no cubanas de prestigio (12–20 €). ARNALDO VALLÉS se posiciona en el lujo cubano clásico con la</w:t>
       </w:r>
       <w:r>
         <w:t xml:space="preserve"> </w:t>
@@ -735,7 +741,7 @@
         <w:t xml:space="preserve"> </w:t>
       </w:r>
       <w:r>
-        <w:t xml:space="preserve">como diseño de la casa —banda lacre con cantos de oro perlados, óvalo central de laca negra enmarcado en oro con ARNALDO en capitales romanas y la firma de Arnaldo debajo, segunda anilla «Pliego de autor», vista y caja de cedro con la marca a fuego; referencias: Hoyo de Monterrey y Montecristo; ver</w:t>
+        <w:t xml:space="preserve">como diseño de la casa —banda lacre con cantos de oro perlados, óvalo central de laca negra enmarcado en oro con ARNALDO VALLÉS en capitales romanas y la firma de Arnaldo debajo, segunda anilla «Pliego de autor», vista y caja de cedro con la marca a fuego; referencias: Hoyo de Monterrey y Montecristo; ver</w:t>
       </w:r>
       <w:r>
         <w:t xml:space="preserve"> </w:t>
@@ -744,7 +750,7 @@
         <w:rPr>
           <w:rStyle w:val="VerbatimChar"/>
         </w:rPr>
-        <w:t xml:space="preserve">01_BRAND/ARNALDO Brand Dossier.pdf</w:t>
+        <w:t xml:space="preserve">01_BRAND/ARNALDO VALLÉS Brand Dossier.pdf</w:t>
       </w:r>
       <w:r>
         <w:t xml:space="preserve">—, lotes numerados («pliegos») y colofón de trazabilidad; precio objetivo 24 € (Base) que exige superar en calidad percibida a referencias consolidadas. Matriz de posicionamiento: B 3,90 / C 3,35 / A 2,45 (</w:t>
@@ -1054,7 +1060,7 @@
           <w:bCs/>
           <w:b/>
         </w:rPr>
-        <w:t xml:space="preserve">ARNALDO con origen República Dominicana o Nicaragua</w:t>
+        <w:t xml:space="preserve">ARNALDO VALLÉS con origen República Dominicana o Nicaragua</w:t>
       </w:r>
       <w:r>
         <w:t xml:space="preserve"> </w:t>
@@ -1685,7 +1691,7 @@
           <w:bCs/>
           <w:b/>
         </w:rPr>
-        <w:t xml:space="preserve">ARNALDO</w:t>
+        <w:t xml:space="preserve">ARNALDO VALLÉS</w:t>
       </w:r>
       <w:r>
         <w:t xml:space="preserve"> </w:t>
@@ -1781,7 +1787,7 @@
         <w:pStyle w:val="Compact"/>
       </w:pPr>
       <w:r>
-        <w:t xml:space="preserve">Contrato de fabricación: titularidad exclusiva de la marca, licencia de uso limitada a la producción contratada, confidencialidad de la ficha técnica, prohibición de producir ARNALDO o imitaciones para terceros, devolución/destrucción de anillas y materiales sobrantes. Cláusulas en</w:t>
+        <w:t xml:space="preserve">Contrato de fabricación: titularidad exclusiva de la marca, licencia de uso limitada a la producción contratada, confidencialidad de la ficha técnica, prohibición de producir ARNALDO VALLÉS o imitaciones para terceros, devolución/destrucción de anillas y materiales sobrantes. Cláusulas en</w:t>
       </w:r>
       <w:r>
         <w:t xml:space="preserve"> </w:t>
